--- a/002-maze-madness/worksheets/week2-beginner.docx
+++ b/002-maze-madness/worksheets/week2-beginner.docx
@@ -13,7 +13,7 @@
           <w:b/>
           <w:sz w:val="40"/>
         </w:rPr>
-        <w:t>🌀 M002 Week 2 — English Worksheet (Beginner)</w:t>
+        <w:t>🧭 M002 Week 2 — Turning (Beginner)</w:t>
       </w:r>
     </w:p>
     <w:p>
@@ -28,7 +28,7 @@
         <w:t>Topic:</w:t>
       </w:r>
       <w:r>
-        <w:t xml:space="preserve"> Turning at Walls · </w:t>
+        <w:t xml:space="preserve"> Turn at Walls · </w:t>
       </w:r>
       <w:r>
         <w:rPr>
@@ -55,7 +55,7 @@
         <w:t>Time:</w:t>
       </w:r>
       <w:r>
-        <w:t xml:space="preserve"> about 30 minutes</w:t>
+        <w:t xml:space="preserve"> about 25 minutes</w:t>
       </w:r>
     </w:p>
     <w:p>
@@ -64,25 +64,7 @@
         <w:keepLines/>
       </w:pPr>
       <w:r>
-        <w:t xml:space="preserve">This week your agent follows one simple rule: </w:t>
-      </w:r>
-      <w:r>
-        <w:rPr>
-          <w:b/>
-        </w:rPr>
-        <w:t>if</w:t>
-      </w:r>
-      <w:r>
-        <w:t xml:space="preserve"> there's a wall in front, turn; </w:t>
-      </w:r>
-      <w:r>
-        <w:rPr>
-          <w:b/>
-        </w:rPr>
-        <w:t>otherwise</w:t>
-      </w:r>
-      <w:r>
-        <w:t>, move forward.</w:t>
+        <w:t>Wall ahead? Turn. No wall? Move forward.</w:t>
       </w:r>
     </w:p>
     <w:p>
@@ -98,16 +80,7 @@
           <w:color w:val="1A4D2E"/>
           <w:sz w:val="30"/>
         </w:rPr>
-        <w:t>1 · Predict 🔮</w:t>
-      </w:r>
-    </w:p>
-    <w:p>
-      <w:pPr>
-        <w:keepNext/>
-        <w:keepLines/>
-      </w:pPr>
-      <w:r>
-        <w:t>Read the steps. Before you imagine the agent doing it, circle or write your answer.</w:t>
+        <w:t>1 · Read It 🔮</w:t>
       </w:r>
     </w:p>
     <w:p>
@@ -141,22 +114,10 @@
         <w:rPr>
           <w:b/>
         </w:rPr>
-        <w:t>There is a wall in front of the agent. What does it do? Circle one:</w:t>
+        <w:t>Wall is in front. What does the agent do? Circle one:</w:t>
       </w:r>
       <w:r>
-        <w:t xml:space="preserve"> turn right · move forward · nothing</w:t>
-      </w:r>
-    </w:p>
-    <w:p>
-      <w:pPr>
-        <w:keepNext/>
-        <w:keepLines/>
-      </w:pPr>
-      <w:r>
-        <w:rPr>
-          <w:b/>
-        </w:rPr>
-        <w:t>What does it do if the path is clear?</w:t>
+        <w:t xml:space="preserve"> turn right · move forward · stop</w:t>
       </w:r>
     </w:p>
     <w:p>
@@ -200,30 +161,6 @@
     </w:p>
     <w:p>
       <w:pPr>
-        <w:spacing w:before="40" w:after="160"/>
-        <w:ind w:left="288"/>
-        <w:keepNext/>
-        <w:keepLines/>
-        <w:shd w:val="clear" w:fill="F4F4F4"/>
-      </w:pPr>
-      <w:r>
-        <w:rPr>
-          <w:rFonts w:ascii="Consolas" w:hAnsi="Consolas" w:cs="Consolas"/>
-          <w:sz w:val="21"/>
-        </w:rPr>
-        <w:t>keep doing forever:</w:t>
-        <w:br/>
-        <w:t xml:space="preserve">    if wall ahead:</w:t>
-        <w:br/>
-        <w:t xml:space="preserve">        turn right</w:t>
-        <w:br/>
-        <w:t xml:space="preserve">    otherwise:</w:t>
-        <w:br/>
-        <w:t xml:space="preserve">        move forward</w:t>
-      </w:r>
-    </w:p>
-    <w:p>
-      <w:pPr>
         <w:keepNext/>
         <w:keepLines/>
       </w:pPr>
@@ -231,7 +168,7 @@
         <w:rPr>
           <w:b/>
         </w:rPr>
-        <w:t>In plain English, what is the agent doing over and over?</w:t>
+        <w:t>No wall. What does it do?</w:t>
       </w:r>
     </w:p>
     <w:p>
@@ -286,7 +223,7 @@
           <w:color w:val="1A4D2E"/>
           <w:sz w:val="30"/>
         </w:rPr>
-        <w:t>2 · Find the Difference 🐛</w:t>
+        <w:t>2 · Spot It 🐛</w:t>
       </w:r>
     </w:p>
     <w:p>
@@ -295,31 +232,7 @@
         <w:keepLines/>
       </w:pPr>
       <w:r>
-        <w:t>Each pair shows clean steps first, then a broken version of the same idea. Circle what's different and write one short sentence about the bug.</w:t>
-      </w:r>
-    </w:p>
-    <w:p>
-      <w:pPr>
-        <w:keepNext/>
-        <w:keepLines/>
-      </w:pPr>
-      <w:r>
-        <w:rPr>
-          <w:b/>
-        </w:rPr>
-        <w:t>Pair A</w:t>
-      </w:r>
-      <w:r>
-        <w:t xml:space="preserve"> — The agent should turn when there is a </w:t>
-      </w:r>
-      <w:r>
-        <w:rPr>
-          <w:b/>
-        </w:rPr>
-        <w:t>wall</w:t>
-      </w:r>
-      <w:r>
-        <w:t xml:space="preserve"> ahead.</w:t>
+        <w:t>Wall ahead = turn.</w:t>
       </w:r>
     </w:p>
     <w:p>
@@ -379,128 +292,7 @@
         <w:rPr>
           <w:b/>
         </w:rPr>
-        <w:t>What is wrong? When does the buggy agent turn?</w:t>
-      </w:r>
-    </w:p>
-    <w:p>
-      <w:pPr>
-        <w:spacing w:after="0" w:before="0" w:line="520" w:lineRule="exact"/>
-        <w:keepNext/>
-        <w:keepLines/>
-        <w:pBdr>
-          <w:bottom w:val="single" w:sz="6" w:space="1" w:color="C9C9C9"/>
-        </w:pBdr>
-      </w:pPr>
-      <w:r>
-        <w:t xml:space="preserve"> </w:t>
-      </w:r>
-    </w:p>
-    <w:p>
-      <w:pPr>
-        <w:spacing w:after="0" w:before="0" w:line="520" w:lineRule="exact"/>
-        <w:keepNext/>
-        <w:keepLines/>
-        <w:pBdr>
-          <w:bottom w:val="single" w:sz="6" w:space="1" w:color="C9C9C9"/>
-        </w:pBdr>
-      </w:pPr>
-      <w:r>
-        <w:t xml:space="preserve"> </w:t>
-      </w:r>
-    </w:p>
-    <w:p>
-      <w:pPr>
-        <w:spacing w:after="0" w:before="0" w:line="520" w:lineRule="exact"/>
-        <w:keepNext w:val="0"/>
-        <w:keepLines/>
-        <w:pBdr>
-          <w:bottom w:val="single" w:sz="6" w:space="1" w:color="C9C9C9"/>
-        </w:pBdr>
-      </w:pPr>
-      <w:r>
-        <w:t xml:space="preserve"> </w:t>
-      </w:r>
-    </w:p>
-    <w:p>
-      <w:pPr>
-        <w:keepNext/>
-        <w:keepLines/>
-      </w:pPr>
-      <w:r>
-        <w:rPr>
-          <w:b/>
-        </w:rPr>
-        <w:t>Pair B</w:t>
-      </w:r>
-      <w:r>
-        <w:t xml:space="preserve"> — Turning and moving should be in </w:t>
-      </w:r>
-      <w:r>
-        <w:rPr>
-          <w:b/>
-        </w:rPr>
-        <w:t>different</w:t>
-      </w:r>
-      <w:r>
-        <w:t xml:space="preserve"> branches — one or the other, not both.</w:t>
-      </w:r>
-    </w:p>
-    <w:p>
-      <w:pPr>
-        <w:spacing w:before="40" w:after="160"/>
-        <w:ind w:left="288"/>
-        <w:keepNext/>
-        <w:keepLines/>
-        <w:shd w:val="clear" w:fill="F4F4F4"/>
-      </w:pPr>
-      <w:r>
-        <w:rPr>
-          <w:rFonts w:ascii="Consolas" w:hAnsi="Consolas" w:cs="Consolas"/>
-          <w:sz w:val="21"/>
-        </w:rPr>
-        <w:t># clean</w:t>
-        <w:br/>
-        <w:t>if wall ahead:</w:t>
-        <w:br/>
-        <w:t xml:space="preserve">    turn right</w:t>
-        <w:br/>
-        <w:t>otherwise:</w:t>
-        <w:br/>
-        <w:t xml:space="preserve">    move forward</w:t>
-      </w:r>
-    </w:p>
-    <w:p>
-      <w:pPr>
-        <w:spacing w:before="40" w:after="160"/>
-        <w:ind w:left="288"/>
-        <w:keepNext/>
-        <w:keepLines/>
-        <w:shd w:val="clear" w:fill="F4F4F4"/>
-      </w:pPr>
-      <w:r>
-        <w:rPr>
-          <w:rFonts w:ascii="Consolas" w:hAnsi="Consolas" w:cs="Consolas"/>
-          <w:sz w:val="21"/>
-        </w:rPr>
-        <w:t># buggy</w:t>
-        <w:br/>
-        <w:t>if wall ahead:</w:t>
-        <w:br/>
-        <w:t xml:space="preserve">    turn right</w:t>
-        <w:br/>
-        <w:t xml:space="preserve">    move forward</w:t>
-      </w:r>
-    </w:p>
-    <w:p>
-      <w:pPr>
-        <w:keepNext/>
-        <w:keepLines/>
-      </w:pPr>
-      <w:r>
-        <w:rPr>
-          <w:b/>
-        </w:rPr>
-        <w:t>What is wrong? What does the buggy agent do right after turning?</w:t>
+        <w:t>Circle the line that is wrong.</w:t>
       </w:r>
     </w:p>
     <w:p>
@@ -555,7 +347,7 @@
           <w:color w:val="1A4D2E"/>
           <w:sz w:val="30"/>
         </w:rPr>
-        <w:t>3 · Fill the Gap ✏️</w:t>
+        <w:t>3 · Fill It ✏️</w:t>
       </w:r>
     </w:p>
     <w:p>
@@ -564,16 +356,7 @@
         <w:keepLines/>
       </w:pPr>
       <w:r>
-        <w:t xml:space="preserve">The agent should move forward when there is </w:t>
-      </w:r>
-      <w:r>
-        <w:rPr>
-          <w:b/>
-        </w:rPr>
-        <w:t>no</w:t>
-      </w:r>
-      <w:r>
-        <w:t xml:space="preserve"> wall. One word is missing. Fill it in using the word bank.</w:t>
+        <w:t>No wall = move forward. One word is missing.</w:t>
       </w:r>
     </w:p>
     <w:p>
@@ -652,7 +435,7 @@
         <w:rPr>
           <w:b/>
         </w:rPr>
-        <w:t>Write the missing word:</w:t>
+        <w:t>Write the word:</w:t>
       </w:r>
     </w:p>
     <w:p>
@@ -707,7 +490,7 @@
           <w:color w:val="1A4D2E"/>
           <w:sz w:val="30"/>
         </w:rPr>
-        <w:t>4 · Tell Me What You Built 📸</w:t>
+        <w:t>4 · Finish the Maze 📸</w:t>
       </w:r>
     </w:p>
     <w:p>
@@ -716,29 +499,7 @@
         <w:keepLines/>
       </w:pPr>
       <w:r>
-        <w:t xml:space="preserve">Now switch to your homework world. Get your agent through this week's maze using </w:t>
-      </w:r>
-      <w:r>
-        <w:rPr>
-          <w:rFonts w:ascii="Consolas" w:hAnsi="Consolas" w:cs="Consolas"/>
-          <w:sz w:val="21"/>
-          <w:shd w:val="clear" w:fill="EEEEEE"/>
-        </w:rPr>
-        <w:t>if</w:t>
-      </w:r>
-      <w:r>
-        <w:t xml:space="preserve"> / </w:t>
-      </w:r>
-      <w:r>
-        <w:rPr>
-          <w:rFonts w:ascii="Consolas" w:hAnsi="Consolas" w:cs="Consolas"/>
-          <w:sz w:val="21"/>
-          <w:shd w:val="clear" w:fill="EEEEEE"/>
-        </w:rPr>
-        <w:t>otherwise</w:t>
-      </w:r>
-      <w:r>
-        <w:t>. When you finish, come back here.</w:t>
+        <w:t>Open your homework world. Turn at walls. Get the agent out.</w:t>
       </w:r>
     </w:p>
     <w:p>
@@ -747,7 +508,7 @@
         <w:keepLines/>
       </w:pPr>
       <w:r>
-        <w:t>Send a photo or video of your agent solving the maze, then explain what you did. Use these sentence starters — write 2 or 3 sentences.</w:t>
+        <w:t>Take a photo or video of the agent at the maze end.</w:t>
       </w:r>
     </w:p>
     <w:p>
@@ -762,7 +523,7 @@
           <w:i/>
           <w:color w:val="444444"/>
         </w:rPr>
-        <w:t>The condition I checked was …</w:t>
+        <w:t>The wall was on my …</w:t>
       </w:r>
     </w:p>
     <w:p>
@@ -777,22 +538,7 @@
           <w:i/>
           <w:color w:val="444444"/>
         </w:rPr>
-        <w:t>My agent got stuck when …</w:t>
-      </w:r>
-    </w:p>
-    <w:p>
-      <w:pPr>
-        <w:keepNext/>
-        <w:keepLines/>
-        <w:spacing w:after="60"/>
-        <w:ind w:left="504"/>
-      </w:pPr>
-      <w:r>
-        <w:rPr>
-          <w:i/>
-          <w:color w:val="444444"/>
-        </w:rPr>
-        <w:t>I fixed it by …</w:t>
+        <w:t>I turned …</w:t>
       </w:r>
     </w:p>
     <w:p>
@@ -934,7 +680,7 @@
         <w:keepLines/>
       </w:pPr>
       <w:r>
-        <w:t>Send this worksheet + a photo or video of your agent solving the maze to teacher on KakaoTalk.</w:t>
+        <w:t>Send this worksheet + your walkthrough video to teacher on KakaoTalk.</w:t>
       </w:r>
     </w:p>
     <w:sectPr>
